--- a/example_articles/us_region/Unspecified/4.us_region_Unspecified_Other_publisher.docx
+++ b/example_articles/us_region/Unspecified/4.us_region_Unspecified_Other_publisher.docx
@@ -29,17 +29,17 @@
     </w:p>
     <w:p>
       <w:r>
-        <w:t>Source File: Other publishers/Files (500) (25).DOCX</w:t>
+        <w:t>Source file: Other publishers/Files (500) (25).DOCX</w:t>
       </w:r>
     </w:p>
     <w:p>
       <w:r>
-        <w:t>Raw locations result: ['Soviet Union', 'Russia', 'Leningrad', 'Siberia', 'Kemerovo']</w:t>
+        <w:t>Raw locations result, 'locations': ['Soviet Union', 'Russia', 'Leningrad', 'Siberia', 'Kemerovo']</w:t>
       </w:r>
     </w:p>
     <w:p>
       <w:r>
-        <w:t>us_region_stand_flat (Standardized): Unspecified</w:t>
+        <w:t>Standardized locations result, 'us_region_stand_flat': Unspecified</w:t>
       </w:r>
     </w:p>
     <w:p>

--- a/example_articles/us_region/Unspecified/4.us_region_Unspecified_Other_publisher.docx
+++ b/example_articles/us_region/Unspecified/4.us_region_Unspecified_Other_publisher.docx
@@ -7,9 +7,7 @@
         <w:pStyle w:val="Heading1"/>
       </w:pPr>
       <w:r>
-        <w:t>Texas school earns its 'cool';</w:t>
-        <w:br/>
-        <w:t>District sees hope in fairer funding plan</w:t>
+        <w:t>MOVIES</w:t>
       </w:r>
     </w:p>
     <w:p>
@@ -19,22 +17,22 @@
     </w:p>
     <w:p>
       <w:r>
-        <w:t>Date: 1990-08-28</w:t>
+        <w:t>Date: 1990-02-23</w:t>
       </w:r>
     </w:p>
     <w:p>
       <w:r>
-        <w:t>Section: NEWS; Pg. 3A</w:t>
+        <w:t>Section: LIFE; Pg. 3D; Television and Video; Movies</w:t>
       </w:r>
     </w:p>
     <w:p>
       <w:r>
-        <w:t>Source file: Other publishers/Files (500) (25).DOCX</w:t>
+        <w:t>Source file: Other publishers/Files (500) (24).DOCX</w:t>
       </w:r>
     </w:p>
     <w:p>
       <w:r>
-        <w:t>Raw locations result, 'locations': ['Soviet Union', 'Russia', 'Leningrad', 'Siberia', 'Kemerovo']</w:t>
+        <w:t>Raw locations result, 'locations': ['United Kingdom']</w:t>
       </w:r>
     </w:p>
     <w:p>
@@ -51,61 +49,31 @@
     </w:p>
     <w:p>
       <w:r>
-        <w:t>A red-and-white banner boasting ''This School is Cool'' over the entrance to Edgewood High will have new meaning to the 1,200 students arriving for the start of classes today.</w:t>
+        <w:t>NEW IN STORES</w:t>
         <w:br/>
-        <w:t>Built in 1954, Edgewood is getting its first air conditioning, and just in time: Today's forecast is for a high near 98.</w:t>
+        <w:t>Pal Joey ### 1/2 (1957, RCA/Columbia, $ 19.95): Lovers of the play justifiably picked this apart, but one all-equalizing fact remains: This is the film that preserves Frank Sinatra's best screen voice - and performing Nelson Riddle arrangements of Rodgers and Hart at that. Originally a John O'Hara short-story collection, then the 1940 stage hit that launched Gene Kelly, Joey arrived on screen with sexual content laundered - ditto for the title heel's personality. Respectively billed first and third were Columbia's hall-of-fame sex queens; Rita Hayworth (then on her way out) plays an ex- stripper and San Francisco society matron, while Kim Novak (getting the big studio push) is an innocent chorus girl. The last third is soft, and I wish director George Sidney didn't sink the numbers with stupid reaction shots; Joey is fun, though, even when Frank isn't singing - and when he does, you get The Lady Is a Tramp, I Could Write a Book and more. Consumer query: Why wasn't Capitol's fake-stereo soundtrack-CD restored to monophonic?</w:t>
         <w:br/>
-        <w:t>The 50 window air conditioners are the first spoils of Edgewood's long fight for equal educational funding.</w:t>
+        <w:t xml:space="preserve"> </w:t>
         <w:br/>
-        <w:t>''We undertook a battle that many people said we wouldn't win,'' says James Vasquez, 56, superintendent of Edgewood Independent School District. ''But we're stubborn people, proud people. A little backwater district like Edgewood has led the fight for better education in Texas.''</w:t>
+        <w:t>Cover Girl ### 1/2 (1944, RCA/Columbia, $ 19.95): The prototypical Rita Hayworth musical - Jerome Kern/Ira Gershwin score, knockout decor and cinematography, and a dopey script. The last doesn't matter too much, since this film also ''made'' Gene Kelly on screen - thanks, in part, to a famed ''alter ego'' dance that he rates as the trickiest of his career. Periodic color glitches aside, this (like Pal Joey) is one</w:t>
         <w:br/>
-        <w:t>The district, with 25 schools and 15,000 pupils, most of them Hispanic, is getting $ 6 million more from the state this year after winning a landmark case to change school financing.</w:t>
+        <w:t>Still Lives ### 1/2 (1989, IVE, $ 89.95): A bleak but beautiful autobiographical work. Director Terence Davies counterpoints the wretched existence of a working-class Liverpool clan by having members break into some of the most puerile pop hits of the 1950s. The effect is wearying, but this is still one of '89's most subliminally powerful films, a deserved inclusion on many 10-best lists. Use of color is unusual, the final shot unforgettable.</w:t>
         <w:br/>
-        <w:t>The state Supreme Court ruled unanimously last fall that the school funding system was unconstitutional and ordered the Legislature to fix it.</w:t>
+        <w:t xml:space="preserve"> </w:t>
         <w:br/>
-        <w:t>Edgewood and other school systems had sued, saying the state's 100 poorest districts had an average of $ 2,978 per pupil a year, compared with $ 7,233 in the 100 wealthiest.</w:t>
+        <w:t xml:space="preserve"> Il Bidone ### 1/2 (1955, Connoisseur, $ 69.95): If you can survive Broderick Crawford dubbed into Italian, here's an unjustly overlooked Fellini movie about three con men who don priests' garb to bilk naive villagers; one extended party scene proves (again) that Fellini had mastered his craft by the mid-'50s. Richard Basehart and Giulietta Masina (Mrs. Fellini) co-star; they, of course, - were in the legendary opener of the La Strada/Bidone/Nights of Cabiria trilogy.</w:t>
         <w:br/>
-        <w:t>Such disparities have been found elsewhere. In June, New Jersey became the 12th state where courts overturned school financing systems. Nine more states have cases pending, and the 1990s may bring the battle to other spots.</w:t>
+        <w:t xml:space="preserve"> </w:t>
         <w:br/>
-        <w:t>''Recent victories by plaintiffs in Montana, Texas, Kentucky and New Jersey have inspired poor school districts to attempt to seek similar decisions from their respective state courts,'' says Arthur Wise, author of a report called ''Rich Schools, Poor Schools.''</w:t>
+        <w:t>Macario ### (1960, Connoisseur, $ 59.95): An irresistible fable, very well told, about a woodcutter who cuts a deal with ''Death'' to benefit his large family. Three points of interest: 1) This Oscar nominee was, at the time of its release, the most honored Mexican film since Luis Bunuel's 1950 all-timer Los Olvidados; 2) the original story is by B. Traven, the elusive, mysterious author of The Treasure of the Sierra Madre; 3) the film offers U.S. audiences a rare second opportunity to see Pina Pellicer, the suicide (at 24) who starred opposite Marlon Brando in One-Eyed Jacks.</w:t>
         <w:br/>
-        <w:t>Nowhere has the fight required more vigilance than in Texas, where old ways are pitted against a skyrocketing Hispanic population that is beginning to assert itself.</w:t>
+        <w:t xml:space="preserve"> </w:t>
         <w:br/>
-        <w:t>''It's like the death throes of a drowning man,'' says Vasquez. ''There's a lot of jerking and kicking as the old Texas fades into the sunset.''</w:t>
+        <w:t xml:space="preserve"> The Package # 1/2 (1989, Orion, $ 89.98): The forgettable title refers to a mercenary Army vet entrusted to Sarge Gene Hackman, who's soon caught up in international intrigue. Even if The Manchurian Candidate weren't back in circulation, there'd be no reason to catch this scavenger of it and other better movies; it is, though, so don't bother.</w:t>
         <w:br/>
-        <w:t>It took eight months and three special legislative sessions to work out a $ 528 million emergency funding plan.</w:t>
+        <w:t xml:space="preserve"> TOP MOVIE RENTALS</w:t>
         <w:br/>
-        <w:t>Gov. Bill Clements, who vetoed two funding bills, finally OK'd the plan after a judge said he would act like Robin Hood, taking from rich schools and giving to poor.</w:t>
-        <w:br/>
-        <w:t>The plan raises the state sales tax a quarter-cent to fund poor districts without taking from well-off schools. But it fails to equalize funding.</w:t>
-        <w:br/>
-        <w:t>Rich districts get more tax money from high property values and industry. Poor districts usually have higher tax rates.</w:t>
-        <w:br/>
-        <w:t>Edgewood, a working-class area with little industry, high unemployment and home values in the $ 20,000 range, must raise its property tax rate 21% to meet its part of the plan.</w:t>
-        <w:br/>
-        <w:t>Edgewood and 12 other districts are asking the court to order the Legislature to find a better system. A ruling is due by October.</w:t>
-        <w:br/>
-        <w:t>With the new money already won, Edgewood has hiked teacher pay 8%. The rest is going for computers for fifth graders, air conditioners at Edgewood High and Stafford Elementary, science lab ventilation systems and construction at several schools.</w:t>
-        <w:br/>
-        <w:t>But there are few foreign language classes at the three high schools, and and sports facilities are inadequate.</w:t>
-        <w:br/>
-        <w:t>Teachers say shortcomings are obvious to students when they go to other schools for academic and sports contests.</w:t>
-        <w:br/>
-        <w:t>''They ask, 'Why don't we have tennis courts, why don't we have a track, why don't we have a complete football field?' '' says Margaret Arevalo, who has taught math for 17 years in the district.</w:t>
-        <w:br/>
-        <w:t>Parents first sued in 1968, claiming the Texas public school funding system was unconstitutional. The U.S. Supreme Court ruled the U.S. Constitution doesn't address equal education.</w:t>
-        <w:br/>
-        <w:t>But the Texas Constitution guarantees an ''efficient system of education,'' and in 1984, Edgewood took it to state court.</w:t>
-        <w:br/>
-        <w:t>Says Demetrio Rodriguez, 64, whose name was on the initial federal suit: ''We're pioneers in bringing out the problems of school funding. But we're not through. … Education belongs to all the citizens of Texas, not just rich ones.''</w:t>
-        <w:br/>
-        <w:t>Contributing: Anne Carey.</w:t>
-        <w:br/>
-        <w:br/>
-        <w:t>Notes</w:t>
-        <w:br/>
-        <w:br/>
-        <w:t>Accompanying story; Heat is up, violence too, as schools open doors</w:t>
+        <w:t>Source: Billboard Publications</w:t>
         <w:br/>
         <w:br/>
         <w:t>Graphic</w:t>
@@ -113,11 +81,11 @@
         <w:br/>
         <w:t xml:space="preserve"> </w:t>
         <w:br/>
-        <w:t>b/w, Marty Baumann, USA TODAY (map, Texas); PHOTO; b/w, Bill Albrecht (James Vasquez)</w:t>
+        <w:t>b/w, Source: Billboard Publications (chart); PHOTO; b/w, AP (Frank Sinatra)</w:t>
         <w:br/>
         <w:t xml:space="preserve"> </w:t>
         <w:br/>
-        <w:t>CUTLINE: MORE TO GO AROUND: Edgewood school Superintendent James Vasquez stands at Hoelscher Elementary School, where new funding is being used for construction.</w:t>
+        <w:t>CUTLINE: FRANK SINATRA: He's in fine voice in 'Pal Joey.'</w:t>
       </w:r>
     </w:p>
     <w:sectPr>

--- a/example_articles/us_region/Unspecified/4.us_region_Unspecified_Other_publisher.docx
+++ b/example_articles/us_region/Unspecified/4.us_region_Unspecified_Other_publisher.docx
@@ -7,7 +7,7 @@
         <w:pStyle w:val="Heading1"/>
       </w:pPr>
       <w:r>
-        <w:t>MOVIES</w:t>
+        <w:t>U.S. policy evolving amid Islamist victories</w:t>
       </w:r>
     </w:p>
     <w:p>
@@ -17,22 +17,22 @@
     </w:p>
     <w:p>
       <w:r>
-        <w:t>Date: 1990-02-23</w:t>
+        <w:t>Date: 2012-07-09</w:t>
       </w:r>
     </w:p>
     <w:p>
       <w:r>
-        <w:t>Section: LIFE; Pg. 3D; Television and Video; Movies</w:t>
+        <w:t>Section: NEWS; Pg. 7A</w:t>
       </w:r>
     </w:p>
     <w:p>
       <w:r>
-        <w:t>Source file: Other publishers/Files (500) (24).DOCX</w:t>
+        <w:t>Source file: Other publishers/Files (500) (17).DOCX</w:t>
       </w:r>
     </w:p>
     <w:p>
       <w:r>
-        <w:t>Raw locations result, 'locations': ['United Kingdom']</w:t>
+        <w:t>Raw locations result, 'locations': ['Egypt']</w:t>
       </w:r>
     </w:p>
     <w:p>
@@ -49,31 +49,47 @@
     </w:p>
     <w:p>
       <w:r>
-        <w:t>NEW IN STORES</w:t>
+        <w:t>The victories of Islamic parties in Egypt and elsewhere have forced the United States to embark on an untested strategy to engage with groups that have historically been hostile to American interests, analysts say.</w:t>
         <w:br/>
-        <w:t>Pal Joey ### 1/2 (1957, RCA/Columbia, $ 19.95): Lovers of the play justifiably picked this apart, but one all-equalizing fact remains: This is the film that preserves Frank Sinatra's best screen voice - and performing Nelson Riddle arrangements of Rodgers and Hart at that. Originally a John O'Hara short-story collection, then the 1940 stage hit that launched Gene Kelly, Joey arrived on screen with sexual content laundered - ditto for the title heel's personality. Respectively billed first and third were Columbia's hall-of-fame sex queens; Rita Hayworth (then on her way out) plays an ex- stripper and San Francisco society matron, while Kim Novak (getting the big studio push) is an innocent chorus girl. The last third is soft, and I wish director George Sidney didn't sink the numbers with stupid reaction shots; Joey is fun, though, even when Frank isn't singing - and when he does, you get The Lady Is a Tramp, I Could Write a Book and more. Consumer query: Why wasn't Capitol's fake-stereo soundtrack-CD restored to monophonic?</w:t>
+        <w:t>"From a U.S. perspective, we have no choice but to deal with the Muslim Brotherhood," says Shadi Hamid, an analyst at the Brookings Doha Center, a think tank in Qatar.  "I don't see what the alternative is."</w:t>
         <w:br/>
-        <w:t xml:space="preserve"> </w:t>
+        <w:t>In the latest triumph for Islamist groups, Mohammed Morsi of the Muslim Brotherhood was elected president in Egypt last month.</w:t>
         <w:br/>
-        <w:t>Cover Girl ### 1/2 (1944, RCA/Columbia, $ 19.95): The prototypical Rita Hayworth musical - Jerome Kern/Ira Gershwin score, knockout decor and cinematography, and a dopey script. The last doesn't matter too much, since this film also ''made'' Gene Kelly on screen - thanks, in part, to a famed ''alter ego'' dance that he rates as the trickiest of his career. Periodic color glitches aside, this (like Pal Joey) is one</w:t>
+        <w:t>Islamist groups have also emerged strong in Tunisia, where the government is led by the Islamist party Ennahda,  and in Libya, where an Islamist party ran in elections Saturday, though the results were not yet known.</w:t>
         <w:br/>
-        <w:t>Still Lives ### 1/2 (1989, IVE, $ 89.95): A bleak but beautiful autobiographical work. Director Terence Davies counterpoints the wretched existence of a working-class Liverpool clan by having members break into some of the most puerile pop hits of the 1950s. The effect is wearying, but this is still one of '89's most subliminally powerful films, a deserved inclusion on many 10-best lists. Use of color is unusual, the final shot unforgettable.</w:t>
+        <w:t>Although the U.S. has had good relations with regimes where political Islam is prevalent, such as in Saudi Arabia, its policy toward Islamist groups that are ousting long-standing regimes or pressuring them to change is evolving.</w:t>
         <w:br/>
-        <w:t xml:space="preserve"> </w:t>
+        <w:t>"There's been a sea change in U.S. policy toward the Brotherhood," says James Phillips, a Middle East analyst at the Heritage Foundation, a think tank.</w:t>
         <w:br/>
-        <w:t xml:space="preserve"> Il Bidone ### 1/2 (1955, Connoisseur, $ 69.95): If you can survive Broderick Crawford dubbed into Italian, here's an unjustly overlooked Fellini movie about three con men who don priests' garb to bilk naive villagers; one extended party scene proves (again) that Fellini had mastered his craft by the mid-'50s. Richard Basehart and Giulietta Masina (Mrs. Fellini) co-star; they, of course, - were in the legendary opener of the La Strada/Bidone/Nights of Cabiria trilogy.</w:t>
+        <w:t>Middle East analysts are divided over whether the Obama administration's policy is a risk that will backfire or represents a pragmatic approach to rapidly changing events in the Arab world. Much depends on how the Muslim Brotherhood is viewed: whether it is a pragmatic organization whose leaders will compromise once in power or a group of extremists who are modifying their rhetoric to disguise their true intentions, Egypt analysts say.</w:t>
         <w:br/>
-        <w:t xml:space="preserve"> </w:t>
+        <w:t>The George W. Bush administration viewed the Brotherhood as a "hostile ideological force," Phillips says. The Obama administration believes it can work with the Brotherhood as a political force, he says.</w:t>
         <w:br/>
-        <w:t>Macario ### (1960, Connoisseur, $ 59.95): An irresistible fable, very well told, about a woodcutter who cuts a deal with ''Death'' to benefit his large family. Three points of interest: 1) This Oscar nominee was, at the time of its release, the most honored Mexican film since Luis Bunuel's 1950 all-timer Los Olvidados; 2) the original story is by B. Traven, the elusive, mysterious author of The Treasure of the Sierra Madre; 3) the film offers U.S. audiences a rare second opportunity to see Pina Pellicer, the suicide (at 24) who starred opposite Marlon Brando in One-Eyed Jacks.</w:t>
+        <w:t>"It certainly has become more accepting of the Brotherhood," says Daniel Serwer,  a professor at Johns Hopkins School of Advanced International Studies in Washington and a scholar at the Middle East Institute, a think tank.</w:t>
         <w:br/>
-        <w:t xml:space="preserve"> </w:t>
+        <w:t>The Muslim Brotherhood is a movement that supports political Islam and opposes Western ideals of governance, spawning Islamist movements that range from the moderate in Jordan to violent jihadists such as Hamas in Gaza. Brotherhood members are forming political parties to vie for power as Arab Spring uprisings oust longtime rulers and pressure others to open up democratically.</w:t>
         <w:br/>
-        <w:t xml:space="preserve"> The Package # 1/2 (1989, Orion, $ 89.98): The forgettable title refers to a mercenary Army vet entrusted to Sarge Gene Hackman, who's soon caught up in international intrigue. Even if The Manchurian Candidate weren't back in circulation, there'd be no reason to catch this scavenger of it and other better movies; it is, though, so don't bother.</w:t>
+        <w:t>The administration may feel it has little choice but to deal with elected Brotherhood leaders in Egypt, a country that had been an ally for years under dictator Hosni Mubarak, Middle East analysts say.</w:t>
         <w:br/>
-        <w:t xml:space="preserve"> TOP MOVIE RENTALS</w:t>
+        <w:t>White House spokesman Jay Carney has said the Obama administration has "broadened our engagement" with emerging parties in Egypt. Administration officials have met with Muslim Brotherhood leaders, and Carney says the White House will judge such leaders on how they act, not on their religious affiliation.</w:t>
         <w:br/>
-        <w:t>Source: Billboard Publications</w:t>
+        <w:t>Some question what engagement will bring, especially on matters of importance such as terrorism and Israel's security.</w:t>
+        <w:br/>
+        <w:t>The Muslim Brotherhood's leadership has said it supports Egypt's international treaties -- the peace treaty with Israel being one -- but some Brotherhood leaders have suggested the treaty should be reviewed.</w:t>
+        <w:br/>
+        <w:t>"They're hostile in the long run to peaceful coexistence with Israel," Phillips says.</w:t>
+        <w:br/>
+        <w:t>It is not clear that a Muslim Brotherhood government in Egypt would cooperate with the U.S. on combating terrorism. Hamas, which the U.S. and Europe consider a terrorist organization, is a Brotherhood offshoot that continues to allow the firing of missiles into Israel.</w:t>
+        <w:br/>
+        <w:t>"It's not going to be business as usual," Hamid says. "They're not going to go along with U.S. objectives and interests as Mubarak did."</w:t>
+        <w:br/>
+        <w:t>The Brotherhood's political agenda has not been made clear. Its platform during the campaign for the parliament and the presidency consisted of calls to elevate Islamic traditions, end corruption and repression and boost the standing of Egypt's impoverished millions. Its religious platform and rhetoric appealed to working-class and poor Egyptians in a way that non-religious parties and liberal politicians from the city never could, some analysts say.</w:t>
+        <w:br/>
+        <w:t>The liberals are popular in the cities "but have trouble connecting with ordinary Egyptians," Hamid says.</w:t>
+        <w:br/>
+        <w:t>Some say the Muslim Brotherhood's commitment to democracy extends only to winning power and its intent is to impose strict Islamic justice at home and a new hostility toward Israel abroad.</w:t>
+        <w:br/>
+        <w:t xml:space="preserve">"They made a tactical decision to use the democratic system to seize power," Phillips says. "Their long-term goals are still very radical." </w:t>
         <w:br/>
         <w:br/>
         <w:t>Graphic</w:t>
@@ -81,11 +97,7 @@
         <w:br/>
         <w:t xml:space="preserve"> </w:t>
         <w:br/>
-        <w:t>b/w, Source: Billboard Publications (chart); PHOTO; b/w, AP (Frank Sinatra)</w:t>
-        <w:br/>
-        <w:t xml:space="preserve"> </w:t>
-        <w:br/>
-        <w:t>CUTLINE: FRANK SINATRA: He's in fine voice in 'Pal Joey.'</w:t>
+        <w:t>photo By Mohammed Abd El Moaty, Egyptian Presidency, via AP Egypt's new president: Mohammed Morsi, shown at a military ceremony last week, challenged the nation's military leaders Sunday by calling for the Islamist-controlled parliament to reconvene.</w:t>
       </w:r>
     </w:p>
     <w:sectPr>
